--- a/Python/doc/人脸识别-地图定位-毕设 (2).docx
+++ b/Python/doc/人脸识别-地图定位-毕设 (2).docx
@@ -94,23 +94,6 @@
         </w:rPr>
         <w:t>1. 对你当前方案的分析</w:t>
       </w:r>
-    </w:p>
-    <w:p>
-      <w:pPr>
-        <w:pBdr>
-          <w:top w:val="none" w:color="auto" w:sz="0" w:space="0"/>
-          <w:left w:val="none" w:color="auto" w:sz="0" w:space="0"/>
-          <w:bottom w:val="none" w:color="auto" w:sz="0" w:space="0"/>
-          <w:right w:val="none" w:color="auto" w:sz="0" w:space="0"/>
-          <w:between w:val="none" w:color="auto" w:sz="0" w:space="0"/>
-        </w:pBdr>
-        <w:shd w:val="clear" w:fill="auto"/>
-        <w:spacing w:after="240" w:line="275" w:lineRule="auto"/>
-        <w:rPr>
-          <w:rFonts w:ascii="Google Sans" w:hAnsi="Google Sans" w:eastAsia="Google Sans" w:cs="Google Sans"/>
-          <w:color w:val="1B1C1D"/>
-        </w:rPr>
-      </w:pPr>
     </w:p>
     <w:p>
       <w:pPr>
@@ -23056,8 +23039,6 @@
         </w:rPr>
         <w:t>前置</w:t>
       </w:r>
-      <w:bookmarkStart w:id="28" w:name="_GoBack"/>
-      <w:bookmarkEnd w:id="28"/>
       <w:r>
         <w:rPr>
           <w:rFonts w:ascii="Arial Unicode MS" w:hAnsi="Arial Unicode MS" w:eastAsia="Arial Unicode MS" w:cs="Arial Unicode MS"/>
@@ -23765,6 +23746,8 @@
           <w:szCs w:val="26"/>
         </w:rPr>
       </w:pPr>
+      <w:bookmarkStart w:id="28" w:name="_GoBack"/>
+      <w:bookmarkEnd w:id="28"/>
       <w:bookmarkStart w:id="27" w:name="_j67a50leuefs" w:colFirst="0" w:colLast="0"/>
       <w:bookmarkEnd w:id="27"/>
       <w:r>
@@ -29567,7 +29550,7 @@
   </w:docDefaults>
   <w:latentStyles w:count="260" w:defQFormat="0" w:defUnhideWhenUsed="1" w:defSemiHidden="1" w:defUIPriority="99" w:defLockedState="0">
     <w:lsdException w:qFormat="1" w:unhideWhenUsed="0" w:uiPriority="0" w:semiHidden="0" w:name="Normal"/>
-    <w:lsdException w:unhideWhenUsed="0" w:uiPriority="0" w:semiHidden="0" w:name="heading 1"/>
+    <w:lsdException w:qFormat="1" w:unhideWhenUsed="0" w:uiPriority="0" w:semiHidden="0" w:name="heading 1"/>
     <w:lsdException w:qFormat="1" w:unhideWhenUsed="0" w:uiPriority="0" w:semiHidden="0" w:name="heading 2"/>
     <w:lsdException w:qFormat="1" w:unhideWhenUsed="0" w:uiPriority="0" w:semiHidden="0" w:name="heading 3"/>
     <w:lsdException w:qFormat="1" w:unhideWhenUsed="0" w:uiPriority="0" w:semiHidden="0" w:name="heading 4"/>
@@ -29628,7 +29611,7 @@
     <w:lsdException w:unhideWhenUsed="0" w:uiPriority="0" w:semiHidden="0" w:name="List Number 3"/>
     <w:lsdException w:unhideWhenUsed="0" w:uiPriority="0" w:semiHidden="0" w:name="List Number 4"/>
     <w:lsdException w:unhideWhenUsed="0" w:uiPriority="0" w:semiHidden="0" w:name="List Number 5"/>
-    <w:lsdException w:unhideWhenUsed="0" w:uiPriority="0" w:semiHidden="0" w:name="Title"/>
+    <w:lsdException w:qFormat="1" w:unhideWhenUsed="0" w:uiPriority="0" w:semiHidden="0" w:name="Title"/>
     <w:lsdException w:unhideWhenUsed="0" w:uiPriority="0" w:semiHidden="0" w:name="Closing"/>
     <w:lsdException w:unhideWhenUsed="0" w:uiPriority="0" w:semiHidden="0" w:name="Signature"/>
     <w:lsdException w:qFormat="1" w:unhideWhenUsed="0" w:uiPriority="0" w:name="Default Paragraph Font"/>
@@ -29640,7 +29623,7 @@
     <w:lsdException w:unhideWhenUsed="0" w:uiPriority="0" w:semiHidden="0" w:name="List Continue 4"/>
     <w:lsdException w:unhideWhenUsed="0" w:uiPriority="0" w:semiHidden="0" w:name="List Continue 5"/>
     <w:lsdException w:unhideWhenUsed="0" w:uiPriority="0" w:semiHidden="0" w:name="Message Header"/>
-    <w:lsdException w:unhideWhenUsed="0" w:uiPriority="0" w:semiHidden="0" w:name="Subtitle"/>
+    <w:lsdException w:qFormat="1" w:unhideWhenUsed="0" w:uiPriority="0" w:semiHidden="0" w:name="Subtitle"/>
     <w:lsdException w:unhideWhenUsed="0" w:uiPriority="0" w:semiHidden="0" w:name="Salutation"/>
     <w:lsdException w:unhideWhenUsed="0" w:uiPriority="0" w:semiHidden="0" w:name="Date"/>
     <w:lsdException w:unhideWhenUsed="0" w:uiPriority="0" w:semiHidden="0" w:name="Body Text First Indent"/>
@@ -29669,7 +29652,7 @@
     <w:lsdException w:unhideWhenUsed="0" w:uiPriority="0" w:semiHidden="0" w:name="HTML Sample"/>
     <w:lsdException w:unhideWhenUsed="0" w:uiPriority="0" w:semiHidden="0" w:name="HTML Typewriter"/>
     <w:lsdException w:unhideWhenUsed="0" w:uiPriority="0" w:semiHidden="0" w:name="HTML Variable"/>
-    <w:lsdException w:unhideWhenUsed="0" w:uiPriority="0" w:name="Normal Table"/>
+    <w:lsdException w:qFormat="1" w:unhideWhenUsed="0" w:uiPriority="0" w:name="Normal Table"/>
     <w:lsdException w:unhideWhenUsed="0" w:uiPriority="0" w:semiHidden="0" w:name="annotation subject"/>
     <w:lsdException w:unhideWhenUsed="0" w:uiPriority="0" w:semiHidden="0" w:name="Table Simple 1"/>
     <w:lsdException w:unhideWhenUsed="0" w:uiPriority="0" w:semiHidden="0" w:name="Table Simple 2"/>
@@ -29832,6 +29815,7 @@
     <w:name w:val="heading 1"/>
     <w:basedOn w:val="1"/>
     <w:next w:val="1"/>
+    <w:qFormat/>
     <w:uiPriority w:val="0"/>
     <w:pPr>
       <w:pBdr>
@@ -29974,6 +29958,7 @@
   <w:style w:type="table" w:default="1" w:styleId="10">
     <w:name w:val="Normal Table"/>
     <w:semiHidden/>
+    <w:qFormat/>
     <w:uiPriority w:val="0"/>
     <w:tblPr>
       <w:tblCellMar>
@@ -29988,6 +29973,7 @@
     <w:name w:val="Subtitle"/>
     <w:basedOn w:val="1"/>
     <w:next w:val="1"/>
+    <w:qFormat/>
     <w:uiPriority w:val="0"/>
     <w:pPr>
       <w:keepNext/>
@@ -30007,6 +29993,7 @@
     <w:name w:val="Title"/>
     <w:basedOn w:val="1"/>
     <w:next w:val="1"/>
+    <w:qFormat/>
     <w:uiPriority w:val="0"/>
     <w:pPr>
       <w:keepNext/>
